--- a/lab1/СЯП_ЛР1_Рыбаков_Владислав_С22СИБ.docx
+++ b/lab1/СЯП_ЛР1_Рыбаков_Владислав_С22СИБ.docx
@@ -143,8 +143,18 @@
           <w:sz w:val="24"/>
           <w:szCs w:val="24"/>
         </w:rPr>
-        <w:t>УНИВЕРСИТЕТ им. Р.Е.АЛЕКСЕЕВА</w:t>
-      </w:r>
+        <w:t xml:space="preserve">УНИВЕРСИТЕТ им. </w:t>
+      </w:r>
+      <w:proofErr w:type="spellStart"/>
+      <w:r>
+        <w:rPr>
+          <w:rFonts w:ascii="Times New Roman" w:hAnsi="Times New Roman"/>
+          <w:sz w:val="24"/>
+          <w:szCs w:val="24"/>
+        </w:rPr>
+        <w:t>Р.Е.АЛЕКСЕЕВА</w:t>
+      </w:r>
+      <w:proofErr w:type="spellEnd"/>
     </w:p>
     <w:p>
       <w:pPr>
@@ -214,20 +224,29 @@
     </w:p>
     <w:p>
       <w:pPr>
+        <w:spacing w:after="0" w:line="240" w:lineRule="auto"/>
         <w:jc w:val="center"/>
         <w:rPr>
           <w:rFonts w:ascii="Times New Roman" w:hAnsi="Times New Roman" w:cs="Times New Roman"/>
-          <w:sz w:val="28"/>
-          <w:szCs w:val="28"/>
+          <w:sz w:val="32"/>
+          <w:szCs w:val="32"/>
         </w:rPr>
       </w:pPr>
       <w:r>
         <w:rPr>
           <w:rFonts w:ascii="Times New Roman" w:hAnsi="Times New Roman" w:cs="Times New Roman"/>
-          <w:sz w:val="28"/>
-          <w:szCs w:val="28"/>
-        </w:rPr>
-        <w:t>Реализовать алгоритм шифрования данных «Полибианский квадрат»</w:t>
+          <w:sz w:val="32"/>
+          <w:szCs w:val="32"/>
+        </w:rPr>
+        <w:t>Базовые возможности интерпретатора Python</w:t>
+      </w:r>
+      <w:r>
+        <w:rPr>
+          <w:rFonts w:ascii="Times New Roman" w:hAnsi="Times New Roman" w:cs="Times New Roman"/>
+          <w:sz w:val="32"/>
+          <w:szCs w:val="32"/>
+        </w:rPr>
+        <w:t xml:space="preserve"> </w:t>
       </w:r>
     </w:p>
     <w:p>
@@ -417,12 +436,28 @@
         </w:rPr>
         <w:tab/>
       </w:r>
-      <w:r>
-        <w:rPr>
-          <w:rFonts w:ascii="Times New Roman" w:hAnsi="Times New Roman"/>
-        </w:rPr>
-        <w:t>Вайнбаум Д.А</w:t>
-      </w:r>
+      <w:proofErr w:type="spellStart"/>
+      <w:r>
+        <w:rPr>
+          <w:rFonts w:ascii="Times New Roman" w:hAnsi="Times New Roman"/>
+        </w:rPr>
+        <w:t>Вайнбаум</w:t>
+      </w:r>
+      <w:proofErr w:type="spellEnd"/>
+      <w:r>
+        <w:rPr>
+          <w:rFonts w:ascii="Times New Roman" w:hAnsi="Times New Roman"/>
+        </w:rPr>
+        <w:t xml:space="preserve"> </w:t>
+      </w:r>
+      <w:proofErr w:type="spellStart"/>
+      <w:r>
+        <w:rPr>
+          <w:rFonts w:ascii="Times New Roman" w:hAnsi="Times New Roman"/>
+        </w:rPr>
+        <w:t>Д.А</w:t>
+      </w:r>
+      <w:proofErr w:type="spellEnd"/>
     </w:p>
     <w:p>
       <w:pPr>
@@ -503,6 +538,7 @@
         </w:rPr>
         <w:t xml:space="preserve">(фамилия, </w:t>
       </w:r>
+      <w:proofErr w:type="spellStart"/>
       <w:proofErr w:type="gramStart"/>
       <w:r>
         <w:rPr>
@@ -511,9 +547,9 @@
           <w:sz w:val="20"/>
           <w:szCs w:val="20"/>
         </w:rPr>
-        <w:t>и.,о.</w:t>
-      </w:r>
-      <w:proofErr w:type="gramEnd"/>
+        <w:t>и.,о</w:t>
+      </w:r>
+      <w:proofErr w:type="spellEnd"/>
       <w:r>
         <w:rPr>
           <w:rFonts w:ascii="Times New Roman" w:hAnsi="Times New Roman"/>
@@ -521,6 +557,16 @@
           <w:sz w:val="20"/>
           <w:szCs w:val="20"/>
         </w:rPr>
+        <w:t>.</w:t>
+      </w:r>
+      <w:proofErr w:type="gramEnd"/>
+      <w:r>
+        <w:rPr>
+          <w:rFonts w:ascii="Times New Roman" w:hAnsi="Times New Roman"/>
+          <w:color w:val="7F7F7F"/>
+          <w:sz w:val="20"/>
+          <w:szCs w:val="20"/>
+        </w:rPr>
         <w:t>)</w:t>
       </w:r>
     </w:p>
@@ -570,6 +616,7 @@
         <w:tab/>
         <w:t xml:space="preserve">Рыбаков </w:t>
       </w:r>
+      <w:proofErr w:type="spellStart"/>
       <w:proofErr w:type="gramStart"/>
       <w:r>
         <w:rPr>
@@ -577,6 +624,7 @@
         </w:rPr>
         <w:t>В.С</w:t>
       </w:r>
+      <w:proofErr w:type="spellEnd"/>
       <w:proofErr w:type="gramEnd"/>
     </w:p>
     <w:p>
@@ -635,6 +683,7 @@
         </w:rPr>
         <w:t xml:space="preserve">(фамилия, </w:t>
       </w:r>
+      <w:proofErr w:type="spellStart"/>
       <w:proofErr w:type="gramStart"/>
       <w:r>
         <w:rPr>
@@ -643,9 +692,9 @@
           <w:sz w:val="20"/>
           <w:szCs w:val="20"/>
         </w:rPr>
-        <w:t>и.,о.</w:t>
-      </w:r>
-      <w:proofErr w:type="gramEnd"/>
+        <w:t>и.,о</w:t>
+      </w:r>
+      <w:proofErr w:type="spellEnd"/>
       <w:r>
         <w:rPr>
           <w:rFonts w:ascii="Times New Roman" w:hAnsi="Times New Roman"/>
@@ -653,8 +702,9 @@
           <w:sz w:val="20"/>
           <w:szCs w:val="20"/>
         </w:rPr>
-        <w:t>)</w:t>
-      </w:r>
+        <w:t>.</w:t>
+      </w:r>
+      <w:proofErr w:type="gramEnd"/>
       <w:r>
         <w:rPr>
           <w:rFonts w:ascii="Times New Roman" w:hAnsi="Times New Roman"/>
@@ -662,6 +712,15 @@
           <w:sz w:val="20"/>
           <w:szCs w:val="20"/>
         </w:rPr>
+        <w:t>)</w:t>
+      </w:r>
+      <w:r>
+        <w:rPr>
+          <w:rFonts w:ascii="Times New Roman" w:hAnsi="Times New Roman"/>
+          <w:color w:val="7F7F7F"/>
+          <w:sz w:val="20"/>
+          <w:szCs w:val="20"/>
+        </w:rPr>
         <w:t xml:space="preserve"> </w:t>
       </w:r>
       <w:r>
@@ -749,6 +808,7 @@
         </w:rPr>
         <w:t xml:space="preserve"> </w:t>
       </w:r>
+      <w:proofErr w:type="spellStart"/>
       <w:r>
         <w:rPr>
           <w:rFonts w:ascii="Times New Roman" w:hAnsi="Times New Roman"/>
@@ -757,6 +817,7 @@
         </w:rPr>
         <w:t>С22-СИБ</w:t>
       </w:r>
+      <w:proofErr w:type="spellEnd"/>
     </w:p>
     <w:p>
       <w:pPr>
@@ -922,7 +983,23 @@
           <w:szCs w:val="28"/>
         </w:rPr>
         <w:lastRenderedPageBreak/>
-        <w:t>Цель работы: реализовать алгоритм шифрования данных «Полибианский квадрат».</w:t>
+        <w:t>Цель работы: реализовать алгоритм шифрования данных «</w:t>
+      </w:r>
+      <w:proofErr w:type="spellStart"/>
+      <w:r>
+        <w:rPr>
+          <w:sz w:val="28"/>
+          <w:szCs w:val="28"/>
+        </w:rPr>
+        <w:t>Полибианский</w:t>
+      </w:r>
+      <w:proofErr w:type="spellEnd"/>
+      <w:r>
+        <w:rPr>
+          <w:sz w:val="28"/>
+          <w:szCs w:val="28"/>
+        </w:rPr>
+        <w:t xml:space="preserve"> квадрат».</w:t>
       </w:r>
     </w:p>
     <w:p>
@@ -952,8 +1029,17 @@
           <w:sz w:val="28"/>
           <w:szCs w:val="28"/>
         </w:rPr>
-        <w:t>Квадрат Полибия</w:t>
-      </w:r>
+        <w:t xml:space="preserve">Квадрат </w:t>
+      </w:r>
+      <w:proofErr w:type="spellStart"/>
+      <w:r>
+        <w:rPr>
+          <w:sz w:val="28"/>
+          <w:szCs w:val="28"/>
+        </w:rPr>
+        <w:t>Полибия</w:t>
+      </w:r>
+      <w:proofErr w:type="spellEnd"/>
       <w:r>
         <w:rPr>
           <w:sz w:val="28"/>
@@ -997,14 +1083,50 @@
           <w:sz w:val="28"/>
           <w:szCs w:val="28"/>
         </w:rPr>
-        <w:t xml:space="preserve"> или Полибианский квадрат</w:t>
-      </w:r>
-      <w:r>
-        <w:rPr>
-          <w:sz w:val="28"/>
-          <w:szCs w:val="28"/>
-        </w:rPr>
-        <w:t>) – оригинальный код простой замены, одна из древнейших систем кодирования, предложенная Полибием.</w:t>
+        <w:t xml:space="preserve"> или </w:t>
+      </w:r>
+      <w:proofErr w:type="spellStart"/>
+      <w:r>
+        <w:rPr>
+          <w:i/>
+          <w:iCs/>
+          <w:sz w:val="28"/>
+          <w:szCs w:val="28"/>
+        </w:rPr>
+        <w:t>Полибианский</w:t>
+      </w:r>
+      <w:proofErr w:type="spellEnd"/>
+      <w:r>
+        <w:rPr>
+          <w:i/>
+          <w:iCs/>
+          <w:sz w:val="28"/>
+          <w:szCs w:val="28"/>
+        </w:rPr>
+        <w:t xml:space="preserve"> квадрат</w:t>
+      </w:r>
+      <w:r>
+        <w:rPr>
+          <w:sz w:val="28"/>
+          <w:szCs w:val="28"/>
+        </w:rPr>
+        <w:t xml:space="preserve">) – оригинальный код простой замены, одна из древнейших систем кодирования, предложенная </w:t>
+      </w:r>
+      <w:proofErr w:type="spellStart"/>
+      <w:r>
+        <w:rPr>
+          <w:sz w:val="28"/>
+          <w:szCs w:val="28"/>
+        </w:rPr>
+        <w:t>Полибием</w:t>
+      </w:r>
+      <w:proofErr w:type="spellEnd"/>
+      <w:r>
+        <w:rPr>
+          <w:sz w:val="28"/>
+          <w:szCs w:val="28"/>
+        </w:rPr>
+        <w:t>.</w:t>
       </w:r>
     </w:p>
     <w:p>
@@ -1034,7 +1156,23 @@
           <w:sz w:val="28"/>
           <w:szCs w:val="28"/>
         </w:rPr>
-        <w:t>Существует несколько методов шифрования с помощью квадрата Полибия.</w:t>
+        <w:t xml:space="preserve">Существует несколько методов шифрования с помощью квадрата </w:t>
+      </w:r>
+      <w:proofErr w:type="spellStart"/>
+      <w:r>
+        <w:rPr>
+          <w:sz w:val="28"/>
+          <w:szCs w:val="28"/>
+        </w:rPr>
+        <w:t>Полибия</w:t>
+      </w:r>
+      <w:proofErr w:type="spellEnd"/>
+      <w:r>
+        <w:rPr>
+          <w:sz w:val="28"/>
+          <w:szCs w:val="28"/>
+        </w:rPr>
+        <w:t>.</w:t>
       </w:r>
       <w:r>
         <w:rPr>
@@ -1134,30 +1272,50 @@
           <w:szCs w:val="18"/>
         </w:rPr>
       </w:pPr>
-      <w:r>
-        <w:rPr>
-          <w:rFonts w:ascii="Arial" w:hAnsi="Arial" w:cs="Arial"/>
-          <w:sz w:val="18"/>
-          <w:szCs w:val="18"/>
-        </w:rPr>
-        <w:t>decrypted_text = []</w:t>
-      </w:r>
-    </w:p>
-    <w:p>
-      <w:pPr>
-        <w:rPr>
-          <w:rFonts w:ascii="Arial" w:hAnsi="Arial" w:cs="Arial"/>
-          <w:sz w:val="18"/>
-          <w:szCs w:val="18"/>
-        </w:rPr>
-      </w:pPr>
-      <w:r>
-        <w:rPr>
-          <w:rFonts w:ascii="Arial" w:hAnsi="Arial" w:cs="Arial"/>
-          <w:sz w:val="18"/>
-          <w:szCs w:val="18"/>
-        </w:rPr>
-        <w:t>encrypted_text = []</w:t>
+      <w:proofErr w:type="spellStart"/>
+      <w:r>
+        <w:rPr>
+          <w:rFonts w:ascii="Arial" w:hAnsi="Arial" w:cs="Arial"/>
+          <w:sz w:val="18"/>
+          <w:szCs w:val="18"/>
+        </w:rPr>
+        <w:t>decrypted_text</w:t>
+      </w:r>
+      <w:proofErr w:type="spellEnd"/>
+      <w:r>
+        <w:rPr>
+          <w:rFonts w:ascii="Arial" w:hAnsi="Arial" w:cs="Arial"/>
+          <w:sz w:val="18"/>
+          <w:szCs w:val="18"/>
+        </w:rPr>
+        <w:t xml:space="preserve"> = []</w:t>
+      </w:r>
+    </w:p>
+    <w:p>
+      <w:pPr>
+        <w:rPr>
+          <w:rFonts w:ascii="Arial" w:hAnsi="Arial" w:cs="Arial"/>
+          <w:sz w:val="18"/>
+          <w:szCs w:val="18"/>
+        </w:rPr>
+      </w:pPr>
+      <w:proofErr w:type="spellStart"/>
+      <w:r>
+        <w:rPr>
+          <w:rFonts w:ascii="Arial" w:hAnsi="Arial" w:cs="Arial"/>
+          <w:sz w:val="18"/>
+          <w:szCs w:val="18"/>
+        </w:rPr>
+        <w:t>encrypted_text</w:t>
+      </w:r>
+      <w:proofErr w:type="spellEnd"/>
+      <w:r>
+        <w:rPr>
+          <w:rFonts w:ascii="Arial" w:hAnsi="Arial" w:cs="Arial"/>
+          <w:sz w:val="18"/>
+          <w:szCs w:val="18"/>
+        </w:rPr>
+        <w:t xml:space="preserve"> = []</w:t>
       </w:r>
     </w:p>
     <w:p>
@@ -1202,26 +1360,86 @@
           <w:szCs w:val="18"/>
           <w:lang w:val="en-US"/>
         </w:rPr>
-        <w:t xml:space="preserve">alpha = ['a', 'b', 'c', 'd', 'e','f', </w:t>
-      </w:r>
-    </w:p>
-    <w:p>
-      <w:pPr>
-        <w:rPr>
-          <w:rFonts w:ascii="Arial" w:hAnsi="Arial" w:cs="Arial"/>
-          <w:sz w:val="18"/>
-          <w:szCs w:val="18"/>
-          <w:lang w:val="en-US"/>
-        </w:rPr>
-      </w:pPr>
-      <w:r>
-        <w:rPr>
-          <w:rFonts w:ascii="Arial" w:hAnsi="Arial" w:cs="Arial"/>
-          <w:sz w:val="18"/>
-          <w:szCs w:val="18"/>
-          <w:lang w:val="en-US"/>
-        </w:rPr>
-        <w:t xml:space="preserve">         'g', 'h', 'i', 'j','k', 'l', </w:t>
+        <w:t>alpha = ['a', 'b', 'c', 'd', '</w:t>
+      </w:r>
+      <w:proofErr w:type="spellStart"/>
+      <w:r>
+        <w:rPr>
+          <w:rFonts w:ascii="Arial" w:hAnsi="Arial" w:cs="Arial"/>
+          <w:sz w:val="18"/>
+          <w:szCs w:val="18"/>
+          <w:lang w:val="en-US"/>
+        </w:rPr>
+        <w:t>e','f</w:t>
+      </w:r>
+      <w:proofErr w:type="spellEnd"/>
+      <w:r>
+        <w:rPr>
+          <w:rFonts w:ascii="Arial" w:hAnsi="Arial" w:cs="Arial"/>
+          <w:sz w:val="18"/>
+          <w:szCs w:val="18"/>
+          <w:lang w:val="en-US"/>
+        </w:rPr>
+        <w:t xml:space="preserve">', </w:t>
+      </w:r>
+    </w:p>
+    <w:p>
+      <w:pPr>
+        <w:rPr>
+          <w:rFonts w:ascii="Arial" w:hAnsi="Arial" w:cs="Arial"/>
+          <w:sz w:val="18"/>
+          <w:szCs w:val="18"/>
+          <w:lang w:val="en-US"/>
+        </w:rPr>
+      </w:pPr>
+      <w:r>
+        <w:rPr>
+          <w:rFonts w:ascii="Arial" w:hAnsi="Arial" w:cs="Arial"/>
+          <w:sz w:val="18"/>
+          <w:szCs w:val="18"/>
+          <w:lang w:val="en-US"/>
+        </w:rPr>
+        <w:t>         'g', 'h', '</w:t>
+      </w:r>
+      <w:proofErr w:type="spellStart"/>
+      <w:r>
+        <w:rPr>
+          <w:rFonts w:ascii="Arial" w:hAnsi="Arial" w:cs="Arial"/>
+          <w:sz w:val="18"/>
+          <w:szCs w:val="18"/>
+          <w:lang w:val="en-US"/>
+        </w:rPr>
+        <w:t>i</w:t>
+      </w:r>
+      <w:proofErr w:type="spellEnd"/>
+      <w:r>
+        <w:rPr>
+          <w:rFonts w:ascii="Arial" w:hAnsi="Arial" w:cs="Arial"/>
+          <w:sz w:val="18"/>
+          <w:szCs w:val="18"/>
+          <w:lang w:val="en-US"/>
+        </w:rPr>
+        <w:t>', '</w:t>
+      </w:r>
+      <w:proofErr w:type="spellStart"/>
+      <w:r>
+        <w:rPr>
+          <w:rFonts w:ascii="Arial" w:hAnsi="Arial" w:cs="Arial"/>
+          <w:sz w:val="18"/>
+          <w:szCs w:val="18"/>
+          <w:lang w:val="en-US"/>
+        </w:rPr>
+        <w:t>j','k</w:t>
+      </w:r>
+      <w:proofErr w:type="spellEnd"/>
+      <w:r>
+        <w:rPr>
+          <w:rFonts w:ascii="Arial" w:hAnsi="Arial" w:cs="Arial"/>
+          <w:sz w:val="18"/>
+          <w:szCs w:val="18"/>
+          <w:lang w:val="en-US"/>
+        </w:rPr>
+        <w:t xml:space="preserve">', 'l', </w:t>
       </w:r>
     </w:p>
     <w:p>
@@ -1372,6 +1590,7 @@
         </w:rPr>
         <w:t xml:space="preserve">def </w:t>
       </w:r>
+      <w:proofErr w:type="spellStart"/>
       <w:proofErr w:type="gramStart"/>
       <w:r>
         <w:rPr>
@@ -1380,7 +1599,17 @@
           <w:szCs w:val="18"/>
           <w:lang w:val="en-US"/>
         </w:rPr>
-        <w:t>encript(</w:t>
+        <w:t>encript</w:t>
+      </w:r>
+      <w:proofErr w:type="spellEnd"/>
+      <w:r>
+        <w:rPr>
+          <w:rFonts w:ascii="Arial" w:hAnsi="Arial" w:cs="Arial"/>
+          <w:sz w:val="18"/>
+          <w:szCs w:val="18"/>
+          <w:lang w:val="en-US"/>
+        </w:rPr>
+        <w:t>(</w:t>
       </w:r>
       <w:proofErr w:type="gramEnd"/>
       <w:r>
@@ -1428,26 +1657,106 @@
           <w:szCs w:val="18"/>
           <w:lang w:val="en-US"/>
         </w:rPr>
-        <w:t>    len_text = len(text)</w:t>
-      </w:r>
-    </w:p>
-    <w:p>
-      <w:pPr>
-        <w:rPr>
-          <w:rFonts w:ascii="Arial" w:hAnsi="Arial" w:cs="Arial"/>
-          <w:sz w:val="18"/>
-          <w:szCs w:val="18"/>
-          <w:lang w:val="en-US"/>
-        </w:rPr>
-      </w:pPr>
-      <w:r>
-        <w:rPr>
-          <w:rFonts w:ascii="Arial" w:hAnsi="Arial" w:cs="Arial"/>
-          <w:sz w:val="18"/>
-          <w:szCs w:val="18"/>
-          <w:lang w:val="en-US"/>
-        </w:rPr>
-        <w:t>    for i in range(len_text):</w:t>
+        <w:t xml:space="preserve">    </w:t>
+      </w:r>
+      <w:proofErr w:type="spellStart"/>
+      <w:r>
+        <w:rPr>
+          <w:rFonts w:ascii="Arial" w:hAnsi="Arial" w:cs="Arial"/>
+          <w:sz w:val="18"/>
+          <w:szCs w:val="18"/>
+          <w:lang w:val="en-US"/>
+        </w:rPr>
+        <w:t>len_text</w:t>
+      </w:r>
+      <w:proofErr w:type="spellEnd"/>
+      <w:r>
+        <w:rPr>
+          <w:rFonts w:ascii="Arial" w:hAnsi="Arial" w:cs="Arial"/>
+          <w:sz w:val="18"/>
+          <w:szCs w:val="18"/>
+          <w:lang w:val="en-US"/>
+        </w:rPr>
+        <w:t xml:space="preserve"> = </w:t>
+      </w:r>
+      <w:proofErr w:type="spellStart"/>
+      <w:r>
+        <w:rPr>
+          <w:rFonts w:ascii="Arial" w:hAnsi="Arial" w:cs="Arial"/>
+          <w:sz w:val="18"/>
+          <w:szCs w:val="18"/>
+          <w:lang w:val="en-US"/>
+        </w:rPr>
+        <w:t>len</w:t>
+      </w:r>
+      <w:proofErr w:type="spellEnd"/>
+      <w:r>
+        <w:rPr>
+          <w:rFonts w:ascii="Arial" w:hAnsi="Arial" w:cs="Arial"/>
+          <w:sz w:val="18"/>
+          <w:szCs w:val="18"/>
+          <w:lang w:val="en-US"/>
+        </w:rPr>
+        <w:t>(text)</w:t>
+      </w:r>
+    </w:p>
+    <w:p>
+      <w:pPr>
+        <w:rPr>
+          <w:rFonts w:ascii="Arial" w:hAnsi="Arial" w:cs="Arial"/>
+          <w:sz w:val="18"/>
+          <w:szCs w:val="18"/>
+          <w:lang w:val="en-US"/>
+        </w:rPr>
+      </w:pPr>
+      <w:r>
+        <w:rPr>
+          <w:rFonts w:ascii="Arial" w:hAnsi="Arial" w:cs="Arial"/>
+          <w:sz w:val="18"/>
+          <w:szCs w:val="18"/>
+          <w:lang w:val="en-US"/>
+        </w:rPr>
+        <w:t xml:space="preserve">    for </w:t>
+      </w:r>
+      <w:proofErr w:type="spellStart"/>
+      <w:r>
+        <w:rPr>
+          <w:rFonts w:ascii="Arial" w:hAnsi="Arial" w:cs="Arial"/>
+          <w:sz w:val="18"/>
+          <w:szCs w:val="18"/>
+          <w:lang w:val="en-US"/>
+        </w:rPr>
+        <w:t>i</w:t>
+      </w:r>
+      <w:proofErr w:type="spellEnd"/>
+      <w:r>
+        <w:rPr>
+          <w:rFonts w:ascii="Arial" w:hAnsi="Arial" w:cs="Arial"/>
+          <w:sz w:val="18"/>
+          <w:szCs w:val="18"/>
+          <w:lang w:val="en-US"/>
+        </w:rPr>
+        <w:t xml:space="preserve"> in range(</w:t>
+      </w:r>
+      <w:proofErr w:type="spellStart"/>
+      <w:r>
+        <w:rPr>
+          <w:rFonts w:ascii="Arial" w:hAnsi="Arial" w:cs="Arial"/>
+          <w:sz w:val="18"/>
+          <w:szCs w:val="18"/>
+          <w:lang w:val="en-US"/>
+        </w:rPr>
+        <w:t>len_text</w:t>
+      </w:r>
+      <w:proofErr w:type="spellEnd"/>
+      <w:r>
+        <w:rPr>
+          <w:rFonts w:ascii="Arial" w:hAnsi="Arial" w:cs="Arial"/>
+          <w:sz w:val="18"/>
+          <w:szCs w:val="18"/>
+          <w:lang w:val="en-US"/>
+        </w:rPr>
+        <w:t>):</w:t>
       </w:r>
     </w:p>
     <w:p>
@@ -1468,6 +1777,7 @@
         </w:rPr>
         <w:t xml:space="preserve">        </w:t>
       </w:r>
+      <w:proofErr w:type="spellStart"/>
       <w:proofErr w:type="gramStart"/>
       <w:r>
         <w:rPr>
@@ -1478,6 +1788,7 @@
         </w:rPr>
         <w:t>res.append</w:t>
       </w:r>
+      <w:proofErr w:type="spellEnd"/>
       <w:proofErr w:type="gramEnd"/>
       <w:r>
         <w:rPr>
@@ -1486,7 +1797,27 @@
           <w:szCs w:val="18"/>
           <w:lang w:val="en-US"/>
         </w:rPr>
-        <w:t>(text[i])</w:t>
+        <w:t>(text[</w:t>
+      </w:r>
+      <w:proofErr w:type="spellStart"/>
+      <w:r>
+        <w:rPr>
+          <w:rFonts w:ascii="Arial" w:hAnsi="Arial" w:cs="Arial"/>
+          <w:sz w:val="18"/>
+          <w:szCs w:val="18"/>
+          <w:lang w:val="en-US"/>
+        </w:rPr>
+        <w:t>i</w:t>
+      </w:r>
+      <w:proofErr w:type="spellEnd"/>
+      <w:r>
+        <w:rPr>
+          <w:rFonts w:ascii="Arial" w:hAnsi="Arial" w:cs="Arial"/>
+          <w:sz w:val="18"/>
+          <w:szCs w:val="18"/>
+          <w:lang w:val="en-US"/>
+        </w:rPr>
+        <w:t>])</w:t>
       </w:r>
     </w:p>
     <w:p>
@@ -1573,6 +1904,7 @@
         </w:rPr>
         <w:t xml:space="preserve">            </w:t>
       </w:r>
+      <w:proofErr w:type="spellStart"/>
       <w:proofErr w:type="gramStart"/>
       <w:r>
         <w:rPr>
@@ -1580,7 +1912,16 @@
           <w:sz w:val="18"/>
           <w:szCs w:val="18"/>
         </w:rPr>
-        <w:t>print(</w:t>
+        <w:t>print</w:t>
+      </w:r>
+      <w:proofErr w:type="spellEnd"/>
+      <w:r>
+        <w:rPr>
+          <w:rFonts w:ascii="Arial" w:hAnsi="Arial" w:cs="Arial"/>
+          <w:sz w:val="18"/>
+          <w:szCs w:val="18"/>
+        </w:rPr>
+        <w:t>(</w:t>
       </w:r>
       <w:proofErr w:type="gramEnd"/>
       <w:r>
@@ -1589,7 +1930,25 @@
           <w:sz w:val="18"/>
           <w:szCs w:val="18"/>
         </w:rPr>
-        <w:t>"Нет такого символа: ", char)</w:t>
+        <w:t xml:space="preserve">"Нет такого символа: ", </w:t>
+      </w:r>
+      <w:proofErr w:type="spellStart"/>
+      <w:r>
+        <w:rPr>
+          <w:rFonts w:ascii="Arial" w:hAnsi="Arial" w:cs="Arial"/>
+          <w:sz w:val="18"/>
+          <w:szCs w:val="18"/>
+        </w:rPr>
+        <w:t>char</w:t>
+      </w:r>
+      <w:proofErr w:type="spellEnd"/>
+      <w:r>
+        <w:rPr>
+          <w:rFonts w:ascii="Arial" w:hAnsi="Arial" w:cs="Arial"/>
+          <w:sz w:val="18"/>
+          <w:szCs w:val="18"/>
+        </w:rPr>
+        <w:t>)</w:t>
       </w:r>
     </w:p>
     <w:p>
@@ -1665,7 +2024,17 @@
           <w:szCs w:val="18"/>
           <w:lang w:val="en-US"/>
         </w:rPr>
-        <w:t>            decrypted_</w:t>
+        <w:t xml:space="preserve">            </w:t>
+      </w:r>
+      <w:proofErr w:type="spellStart"/>
+      <w:r>
+        <w:rPr>
+          <w:rFonts w:ascii="Arial" w:hAnsi="Arial" w:cs="Arial"/>
+          <w:sz w:val="18"/>
+          <w:szCs w:val="18"/>
+          <w:lang w:val="en-US"/>
+        </w:rPr>
+        <w:t>decrypted_</w:t>
       </w:r>
       <w:proofErr w:type="gramStart"/>
       <w:r>
@@ -1677,6 +2046,7 @@
         </w:rPr>
         <w:t>text.append</w:t>
       </w:r>
+      <w:proofErr w:type="spellEnd"/>
       <w:proofErr w:type="gramEnd"/>
       <w:r>
         <w:rPr>
@@ -1685,7 +2055,27 @@
           <w:szCs w:val="18"/>
           <w:lang w:val="en-US"/>
         </w:rPr>
-        <w:t>(alpha[alpha.index(char) - offset])</w:t>
+        <w:t>(alpha[</w:t>
+      </w:r>
+      <w:proofErr w:type="spellStart"/>
+      <w:r>
+        <w:rPr>
+          <w:rFonts w:ascii="Arial" w:hAnsi="Arial" w:cs="Arial"/>
+          <w:sz w:val="18"/>
+          <w:szCs w:val="18"/>
+          <w:lang w:val="en-US"/>
+        </w:rPr>
+        <w:t>alpha.index</w:t>
+      </w:r>
+      <w:proofErr w:type="spellEnd"/>
+      <w:r>
+        <w:rPr>
+          <w:rFonts w:ascii="Arial" w:hAnsi="Arial" w:cs="Arial"/>
+          <w:sz w:val="18"/>
+          <w:szCs w:val="18"/>
+          <w:lang w:val="en-US"/>
+        </w:rPr>
+        <w:t>(char) - offset])</w:t>
       </w:r>
     </w:p>
     <w:p>
@@ -1723,14 +2113,25 @@
           <w:szCs w:val="18"/>
         </w:rPr>
       </w:pPr>
-      <w:r>
-        <w:rPr>
-          <w:rFonts w:ascii="Arial" w:hAnsi="Arial" w:cs="Arial"/>
-          <w:sz w:val="18"/>
-          <w:szCs w:val="18"/>
-        </w:rPr>
-        <w:t xml:space="preserve">def </w:t>
-      </w:r>
+      <w:proofErr w:type="spellStart"/>
+      <w:r>
+        <w:rPr>
+          <w:rFonts w:ascii="Arial" w:hAnsi="Arial" w:cs="Arial"/>
+          <w:sz w:val="18"/>
+          <w:szCs w:val="18"/>
+        </w:rPr>
+        <w:t>def</w:t>
+      </w:r>
+      <w:proofErr w:type="spellEnd"/>
+      <w:r>
+        <w:rPr>
+          <w:rFonts w:ascii="Arial" w:hAnsi="Arial" w:cs="Arial"/>
+          <w:sz w:val="18"/>
+          <w:szCs w:val="18"/>
+        </w:rPr>
+        <w:t xml:space="preserve"> </w:t>
+      </w:r>
+      <w:proofErr w:type="spellStart"/>
       <w:proofErr w:type="gramStart"/>
       <w:r>
         <w:rPr>
@@ -1738,7 +2139,16 @@
           <w:sz w:val="18"/>
           <w:szCs w:val="18"/>
         </w:rPr>
-        <w:t>decript(</w:t>
+        <w:t>decript</w:t>
+      </w:r>
+      <w:proofErr w:type="spellEnd"/>
+      <w:r>
+        <w:rPr>
+          <w:rFonts w:ascii="Arial" w:hAnsi="Arial" w:cs="Arial"/>
+          <w:sz w:val="18"/>
+          <w:szCs w:val="18"/>
+        </w:rPr>
+        <w:t>(</w:t>
       </w:r>
       <w:proofErr w:type="gramEnd"/>
       <w:r>
@@ -1764,53 +2174,101 @@
           <w:sz w:val="18"/>
           <w:szCs w:val="18"/>
         </w:rPr>
-        <w:t>    offset = 6</w:t>
-      </w:r>
-    </w:p>
-    <w:p>
-      <w:pPr>
-        <w:rPr>
-          <w:rFonts w:ascii="Arial" w:hAnsi="Arial" w:cs="Arial"/>
-          <w:sz w:val="18"/>
-          <w:szCs w:val="18"/>
-          <w:lang w:val="en-US"/>
-        </w:rPr>
-      </w:pPr>
-      <w:r>
-        <w:rPr>
-          <w:rFonts w:ascii="Arial" w:hAnsi="Arial" w:cs="Arial"/>
-          <w:sz w:val="18"/>
-          <w:szCs w:val="18"/>
-        </w:rPr>
         <w:t xml:space="preserve">    </w:t>
       </w:r>
-      <w:r>
-        <w:rPr>
-          <w:rFonts w:ascii="Arial" w:hAnsi="Arial" w:cs="Arial"/>
-          <w:sz w:val="18"/>
-          <w:szCs w:val="18"/>
-          <w:lang w:val="en-US"/>
-        </w:rPr>
-        <w:t>for char in decrypted_text:</w:t>
-      </w:r>
-    </w:p>
-    <w:p>
-      <w:pPr>
-        <w:rPr>
-          <w:rFonts w:ascii="Arial" w:hAnsi="Arial" w:cs="Arial"/>
-          <w:sz w:val="18"/>
-          <w:szCs w:val="18"/>
-          <w:lang w:val="en-US"/>
-        </w:rPr>
-      </w:pPr>
-      <w:r>
-        <w:rPr>
-          <w:rFonts w:ascii="Arial" w:hAnsi="Arial" w:cs="Arial"/>
-          <w:sz w:val="18"/>
-          <w:szCs w:val="18"/>
-          <w:lang w:val="en-US"/>
-        </w:rPr>
-        <w:t>        encrypted_</w:t>
+      <w:proofErr w:type="spellStart"/>
+      <w:r>
+        <w:rPr>
+          <w:rFonts w:ascii="Arial" w:hAnsi="Arial" w:cs="Arial"/>
+          <w:sz w:val="18"/>
+          <w:szCs w:val="18"/>
+        </w:rPr>
+        <w:t>offset</w:t>
+      </w:r>
+      <w:proofErr w:type="spellEnd"/>
+      <w:r>
+        <w:rPr>
+          <w:rFonts w:ascii="Arial" w:hAnsi="Arial" w:cs="Arial"/>
+          <w:sz w:val="18"/>
+          <w:szCs w:val="18"/>
+        </w:rPr>
+        <w:t xml:space="preserve"> = 6</w:t>
+      </w:r>
+    </w:p>
+    <w:p>
+      <w:pPr>
+        <w:rPr>
+          <w:rFonts w:ascii="Arial" w:hAnsi="Arial" w:cs="Arial"/>
+          <w:sz w:val="18"/>
+          <w:szCs w:val="18"/>
+          <w:lang w:val="en-US"/>
+        </w:rPr>
+      </w:pPr>
+      <w:r>
+        <w:rPr>
+          <w:rFonts w:ascii="Arial" w:hAnsi="Arial" w:cs="Arial"/>
+          <w:sz w:val="18"/>
+          <w:szCs w:val="18"/>
+        </w:rPr>
+        <w:t xml:space="preserve">    </w:t>
+      </w:r>
+      <w:r>
+        <w:rPr>
+          <w:rFonts w:ascii="Arial" w:hAnsi="Arial" w:cs="Arial"/>
+          <w:sz w:val="18"/>
+          <w:szCs w:val="18"/>
+          <w:lang w:val="en-US"/>
+        </w:rPr>
+        <w:t xml:space="preserve">for char in </w:t>
+      </w:r>
+      <w:proofErr w:type="spellStart"/>
+      <w:r>
+        <w:rPr>
+          <w:rFonts w:ascii="Arial" w:hAnsi="Arial" w:cs="Arial"/>
+          <w:sz w:val="18"/>
+          <w:szCs w:val="18"/>
+          <w:lang w:val="en-US"/>
+        </w:rPr>
+        <w:t>decrypted_text</w:t>
+      </w:r>
+      <w:proofErr w:type="spellEnd"/>
+      <w:r>
+        <w:rPr>
+          <w:rFonts w:ascii="Arial" w:hAnsi="Arial" w:cs="Arial"/>
+          <w:sz w:val="18"/>
+          <w:szCs w:val="18"/>
+          <w:lang w:val="en-US"/>
+        </w:rPr>
+        <w:t>:</w:t>
+      </w:r>
+    </w:p>
+    <w:p>
+      <w:pPr>
+        <w:rPr>
+          <w:rFonts w:ascii="Arial" w:hAnsi="Arial" w:cs="Arial"/>
+          <w:sz w:val="18"/>
+          <w:szCs w:val="18"/>
+          <w:lang w:val="en-US"/>
+        </w:rPr>
+      </w:pPr>
+      <w:r>
+        <w:rPr>
+          <w:rFonts w:ascii="Arial" w:hAnsi="Arial" w:cs="Arial"/>
+          <w:sz w:val="18"/>
+          <w:szCs w:val="18"/>
+          <w:lang w:val="en-US"/>
+        </w:rPr>
+        <w:t xml:space="preserve">        </w:t>
+      </w:r>
+      <w:proofErr w:type="spellStart"/>
+      <w:r>
+        <w:rPr>
+          <w:rFonts w:ascii="Arial" w:hAnsi="Arial" w:cs="Arial"/>
+          <w:sz w:val="18"/>
+          <w:szCs w:val="18"/>
+          <w:lang w:val="en-US"/>
+        </w:rPr>
+        <w:t>encrypted_</w:t>
       </w:r>
       <w:proofErr w:type="gramStart"/>
       <w:r>
@@ -1822,6 +2280,7 @@
         </w:rPr>
         <w:t>text.append</w:t>
       </w:r>
+      <w:proofErr w:type="spellEnd"/>
       <w:proofErr w:type="gramEnd"/>
       <w:r>
         <w:rPr>
@@ -1830,35 +2289,66 @@
           <w:szCs w:val="18"/>
           <w:lang w:val="en-US"/>
         </w:rPr>
-        <w:t>(alpha[alpha.index(char) - offset])</w:t>
-      </w:r>
-    </w:p>
-    <w:p>
-      <w:pPr>
-        <w:rPr>
-          <w:rFonts w:ascii="Arial" w:hAnsi="Arial" w:cs="Arial"/>
-          <w:sz w:val="18"/>
-          <w:szCs w:val="18"/>
-          <w:lang w:val="en-US"/>
-        </w:rPr>
-      </w:pPr>
-    </w:p>
-    <w:p>
-      <w:pPr>
-        <w:rPr>
-          <w:rFonts w:ascii="Arial" w:hAnsi="Arial" w:cs="Arial"/>
-          <w:sz w:val="18"/>
-          <w:szCs w:val="18"/>
-        </w:rPr>
-      </w:pPr>
-      <w:r>
-        <w:rPr>
-          <w:rFonts w:ascii="Arial" w:hAnsi="Arial" w:cs="Arial"/>
-          <w:sz w:val="18"/>
-          <w:szCs w:val="18"/>
-        </w:rPr>
-        <w:t xml:space="preserve">text = </w:t>
-      </w:r>
+        <w:t>(alpha[</w:t>
+      </w:r>
+      <w:proofErr w:type="spellStart"/>
+      <w:r>
+        <w:rPr>
+          <w:rFonts w:ascii="Arial" w:hAnsi="Arial" w:cs="Arial"/>
+          <w:sz w:val="18"/>
+          <w:szCs w:val="18"/>
+          <w:lang w:val="en-US"/>
+        </w:rPr>
+        <w:t>alpha.index</w:t>
+      </w:r>
+      <w:proofErr w:type="spellEnd"/>
+      <w:r>
+        <w:rPr>
+          <w:rFonts w:ascii="Arial" w:hAnsi="Arial" w:cs="Arial"/>
+          <w:sz w:val="18"/>
+          <w:szCs w:val="18"/>
+          <w:lang w:val="en-US"/>
+        </w:rPr>
+        <w:t>(char) - offset])</w:t>
+      </w:r>
+    </w:p>
+    <w:p>
+      <w:pPr>
+        <w:rPr>
+          <w:rFonts w:ascii="Arial" w:hAnsi="Arial" w:cs="Arial"/>
+          <w:sz w:val="18"/>
+          <w:szCs w:val="18"/>
+          <w:lang w:val="en-US"/>
+        </w:rPr>
+      </w:pPr>
+    </w:p>
+    <w:p>
+      <w:pPr>
+        <w:rPr>
+          <w:rFonts w:ascii="Arial" w:hAnsi="Arial" w:cs="Arial"/>
+          <w:sz w:val="18"/>
+          <w:szCs w:val="18"/>
+        </w:rPr>
+      </w:pPr>
+      <w:proofErr w:type="spellStart"/>
+      <w:r>
+        <w:rPr>
+          <w:rFonts w:ascii="Arial" w:hAnsi="Arial" w:cs="Arial"/>
+          <w:sz w:val="18"/>
+          <w:szCs w:val="18"/>
+        </w:rPr>
+        <w:t>text</w:t>
+      </w:r>
+      <w:proofErr w:type="spellEnd"/>
+      <w:r>
+        <w:rPr>
+          <w:rFonts w:ascii="Arial" w:hAnsi="Arial" w:cs="Arial"/>
+          <w:sz w:val="18"/>
+          <w:szCs w:val="18"/>
+        </w:rPr>
+        <w:t xml:space="preserve"> = </w:t>
+      </w:r>
+      <w:proofErr w:type="spellStart"/>
       <w:proofErr w:type="gramStart"/>
       <w:r>
         <w:rPr>
@@ -1866,7 +2356,16 @@
           <w:sz w:val="18"/>
           <w:szCs w:val="18"/>
         </w:rPr>
-        <w:t>input(</w:t>
+        <w:t>input</w:t>
+      </w:r>
+      <w:proofErr w:type="spellEnd"/>
+      <w:r>
+        <w:rPr>
+          <w:rFonts w:ascii="Arial" w:hAnsi="Arial" w:cs="Arial"/>
+          <w:sz w:val="18"/>
+          <w:szCs w:val="18"/>
+        </w:rPr>
+        <w:t>(</w:t>
       </w:r>
       <w:proofErr w:type="gramEnd"/>
       <w:r>
@@ -1875,17 +2374,36 @@
           <w:sz w:val="18"/>
           <w:szCs w:val="18"/>
         </w:rPr>
-        <w:t>"Введите слово\предложение на английском: ").lower()</w:t>
-      </w:r>
-    </w:p>
-    <w:p>
-      <w:pPr>
-        <w:rPr>
-          <w:rFonts w:ascii="Arial" w:hAnsi="Arial" w:cs="Arial"/>
-          <w:sz w:val="18"/>
-          <w:szCs w:val="18"/>
-        </w:rPr>
-      </w:pPr>
+        <w:t>"Введите слово\предложение на английском: ").</w:t>
+      </w:r>
+      <w:proofErr w:type="spellStart"/>
+      <w:r>
+        <w:rPr>
+          <w:rFonts w:ascii="Arial" w:hAnsi="Arial" w:cs="Arial"/>
+          <w:sz w:val="18"/>
+          <w:szCs w:val="18"/>
+        </w:rPr>
+        <w:t>lower</w:t>
+      </w:r>
+      <w:proofErr w:type="spellEnd"/>
+      <w:r>
+        <w:rPr>
+          <w:rFonts w:ascii="Arial" w:hAnsi="Arial" w:cs="Arial"/>
+          <w:sz w:val="18"/>
+          <w:szCs w:val="18"/>
+        </w:rPr>
+        <w:t>()</w:t>
+      </w:r>
+    </w:p>
+    <w:p>
+      <w:pPr>
+        <w:rPr>
+          <w:rFonts w:ascii="Arial" w:hAnsi="Arial" w:cs="Arial"/>
+          <w:sz w:val="18"/>
+          <w:szCs w:val="18"/>
+        </w:rPr>
+      </w:pPr>
+      <w:proofErr w:type="spellStart"/>
       <w:proofErr w:type="gramStart"/>
       <w:r>
         <w:rPr>
@@ -1893,7 +2411,16 @@
           <w:sz w:val="18"/>
           <w:szCs w:val="18"/>
         </w:rPr>
-        <w:t>print(</w:t>
+        <w:t>print</w:t>
+      </w:r>
+      <w:proofErr w:type="spellEnd"/>
+      <w:r>
+        <w:rPr>
+          <w:rFonts w:ascii="Arial" w:hAnsi="Arial" w:cs="Arial"/>
+          <w:sz w:val="18"/>
+          <w:szCs w:val="18"/>
+        </w:rPr>
+        <w:t>(</w:t>
       </w:r>
       <w:proofErr w:type="gramEnd"/>
       <w:r>
@@ -1902,7 +2429,25 @@
           <w:sz w:val="18"/>
           <w:szCs w:val="18"/>
         </w:rPr>
-        <w:t>'Исходный текст:', text)</w:t>
+        <w:t xml:space="preserve">'Исходный текст:', </w:t>
+      </w:r>
+      <w:proofErr w:type="spellStart"/>
+      <w:r>
+        <w:rPr>
+          <w:rFonts w:ascii="Arial" w:hAnsi="Arial" w:cs="Arial"/>
+          <w:sz w:val="18"/>
+          <w:szCs w:val="18"/>
+        </w:rPr>
+        <w:t>text</w:t>
+      </w:r>
+      <w:proofErr w:type="spellEnd"/>
+      <w:r>
+        <w:rPr>
+          <w:rFonts w:ascii="Arial" w:hAnsi="Arial" w:cs="Arial"/>
+          <w:sz w:val="18"/>
+          <w:szCs w:val="18"/>
+        </w:rPr>
+        <w:t>)</w:t>
       </w:r>
     </w:p>
     <w:p>
@@ -1939,6 +2484,7 @@
           <w:szCs w:val="18"/>
         </w:rPr>
       </w:pPr>
+      <w:proofErr w:type="spellStart"/>
       <w:proofErr w:type="gramStart"/>
       <w:r>
         <w:rPr>
@@ -1946,7 +2492,16 @@
           <w:sz w:val="18"/>
           <w:szCs w:val="18"/>
         </w:rPr>
-        <w:t>encript(</w:t>
+        <w:t>encript</w:t>
+      </w:r>
+      <w:proofErr w:type="spellEnd"/>
+      <w:r>
+        <w:rPr>
+          <w:rFonts w:ascii="Arial" w:hAnsi="Arial" w:cs="Arial"/>
+          <w:sz w:val="18"/>
+          <w:szCs w:val="18"/>
+        </w:rPr>
+        <w:t>(</w:t>
       </w:r>
       <w:proofErr w:type="gramEnd"/>
       <w:r>
@@ -1990,8 +2545,10 @@
           <w:rFonts w:ascii="Arial" w:hAnsi="Arial" w:cs="Arial"/>
           <w:sz w:val="18"/>
           <w:szCs w:val="18"/>
-        </w:rPr>
-      </w:pPr>
+          <w:lang w:val="en-US"/>
+        </w:rPr>
+      </w:pPr>
+      <w:proofErr w:type="spellStart"/>
       <w:proofErr w:type="gramStart"/>
       <w:r>
         <w:rPr>
@@ -2002,31 +2559,44 @@
         </w:rPr>
         <w:t>decript</w:t>
       </w:r>
+      <w:proofErr w:type="spellEnd"/>
+      <w:r>
+        <w:rPr>
+          <w:rFonts w:ascii="Arial" w:hAnsi="Arial" w:cs="Arial"/>
+          <w:sz w:val="18"/>
+          <w:szCs w:val="18"/>
+          <w:lang w:val="en-US"/>
+        </w:rPr>
+        <w:t>(</w:t>
+      </w:r>
       <w:proofErr w:type="gramEnd"/>
       <w:r>
         <w:rPr>
           <w:rFonts w:ascii="Arial" w:hAnsi="Arial" w:cs="Arial"/>
           <w:sz w:val="18"/>
           <w:szCs w:val="18"/>
-        </w:rPr>
-        <w:t>()</w:t>
-      </w:r>
-    </w:p>
-    <w:p>
-      <w:pPr>
-        <w:rPr>
-          <w:rFonts w:ascii="Arial" w:hAnsi="Arial" w:cs="Arial"/>
-          <w:sz w:val="18"/>
-          <w:szCs w:val="18"/>
-        </w:rPr>
-      </w:pPr>
-    </w:p>
-    <w:p>
-      <w:pPr>
-        <w:rPr>
-          <w:rFonts w:ascii="Arial" w:hAnsi="Arial" w:cs="Arial"/>
-          <w:sz w:val="18"/>
-          <w:szCs w:val="18"/>
+          <w:lang w:val="en-US"/>
+        </w:rPr>
+        <w:t>)</w:t>
+      </w:r>
+    </w:p>
+    <w:p>
+      <w:pPr>
+        <w:rPr>
+          <w:rFonts w:ascii="Arial" w:hAnsi="Arial" w:cs="Arial"/>
+          <w:sz w:val="18"/>
+          <w:szCs w:val="18"/>
+          <w:lang w:val="en-US"/>
+        </w:rPr>
+      </w:pPr>
+    </w:p>
+    <w:p>
+      <w:pPr>
+        <w:rPr>
+          <w:rFonts w:ascii="Arial" w:hAnsi="Arial" w:cs="Arial"/>
+          <w:sz w:val="18"/>
+          <w:szCs w:val="18"/>
+          <w:lang w:val="en-US"/>
         </w:rPr>
       </w:pPr>
       <w:proofErr w:type="gramStart"/>
@@ -2044,6 +2614,7 @@
           <w:rFonts w:ascii="Arial" w:hAnsi="Arial" w:cs="Arial"/>
           <w:sz w:val="18"/>
           <w:szCs w:val="18"/>
+          <w:lang w:val="en-US"/>
         </w:rPr>
         <w:t>(</w:t>
       </w:r>
@@ -2053,6 +2624,7 @@
           <w:rFonts w:ascii="Arial" w:hAnsi="Arial" w:cs="Arial"/>
           <w:sz w:val="18"/>
           <w:szCs w:val="18"/>
+          <w:lang w:val="en-US"/>
         </w:rPr>
         <w:t>'</w:t>
       </w:r>
@@ -2069,6 +2641,7 @@
           <w:rFonts w:ascii="Arial" w:hAnsi="Arial" w:cs="Arial"/>
           <w:sz w:val="18"/>
           <w:szCs w:val="18"/>
+          <w:lang w:val="en-US"/>
         </w:rPr>
         <w:t xml:space="preserve"> </w:t>
       </w:r>
@@ -2085,9 +2658,11 @@
           <w:rFonts w:ascii="Arial" w:hAnsi="Arial" w:cs="Arial"/>
           <w:sz w:val="18"/>
           <w:szCs w:val="18"/>
+          <w:lang w:val="en-US"/>
         </w:rPr>
         <w:t>: ' ,*</w:t>
       </w:r>
+      <w:proofErr w:type="spellStart"/>
       <w:r>
         <w:rPr>
           <w:rFonts w:ascii="Arial" w:hAnsi="Arial" w:cs="Arial"/>
@@ -2102,6 +2677,7 @@
           <w:rFonts w:ascii="Arial" w:hAnsi="Arial" w:cs="Arial"/>
           <w:sz w:val="18"/>
           <w:szCs w:val="18"/>
+          <w:lang w:val="en-US"/>
         </w:rPr>
         <w:t>_</w:t>
       </w:r>
@@ -2114,14 +2690,17 @@
         </w:rPr>
         <w:t>text</w:t>
       </w:r>
-      <w:r>
-        <w:rPr>
-          <w:rFonts w:ascii="Arial" w:hAnsi="Arial" w:cs="Arial"/>
-          <w:sz w:val="18"/>
-          <w:szCs w:val="18"/>
+      <w:proofErr w:type="spellEnd"/>
+      <w:r>
+        <w:rPr>
+          <w:rFonts w:ascii="Arial" w:hAnsi="Arial" w:cs="Arial"/>
+          <w:sz w:val="18"/>
+          <w:szCs w:val="18"/>
+          <w:lang w:val="en-US"/>
         </w:rPr>
         <w:t xml:space="preserve">, </w:t>
       </w:r>
+      <w:proofErr w:type="spellStart"/>
       <w:r>
         <w:rPr>
           <w:rFonts w:ascii="Arial" w:hAnsi="Arial" w:cs="Arial"/>
@@ -2131,11 +2710,13 @@
         </w:rPr>
         <w:t>sep</w:t>
       </w:r>
-      <w:r>
-        <w:rPr>
-          <w:rFonts w:ascii="Arial" w:hAnsi="Arial" w:cs="Arial"/>
-          <w:sz w:val="18"/>
-          <w:szCs w:val="18"/>
+      <w:proofErr w:type="spellEnd"/>
+      <w:r>
+        <w:rPr>
+          <w:rFonts w:ascii="Arial" w:hAnsi="Arial" w:cs="Arial"/>
+          <w:sz w:val="18"/>
+          <w:szCs w:val="18"/>
+          <w:lang w:val="en-US"/>
         </w:rPr>
         <w:t xml:space="preserve"> = '')</w:t>
       </w:r>
@@ -2148,6 +2729,7 @@
           <w:szCs w:val="18"/>
         </w:rPr>
       </w:pPr>
+      <w:proofErr w:type="spellStart"/>
       <w:proofErr w:type="gramStart"/>
       <w:r>
         <w:rPr>
@@ -2155,7 +2737,16 @@
           <w:sz w:val="18"/>
           <w:szCs w:val="18"/>
         </w:rPr>
-        <w:t>print(</w:t>
+        <w:t>print</w:t>
+      </w:r>
+      <w:proofErr w:type="spellEnd"/>
+      <w:r>
+        <w:rPr>
+          <w:rFonts w:ascii="Arial" w:hAnsi="Arial" w:cs="Arial"/>
+          <w:sz w:val="18"/>
+          <w:szCs w:val="18"/>
+        </w:rPr>
+        <w:t>(</w:t>
       </w:r>
       <w:proofErr w:type="gramEnd"/>
       <w:r>
@@ -2164,7 +2755,43 @@
           <w:sz w:val="18"/>
           <w:szCs w:val="18"/>
         </w:rPr>
-        <w:t>'Расшифрованный текст: ' ,*encrypted_text, sep = '')</w:t>
+        <w:t>'Расшифрованный текст: ' ,*</w:t>
+      </w:r>
+      <w:proofErr w:type="spellStart"/>
+      <w:r>
+        <w:rPr>
+          <w:rFonts w:ascii="Arial" w:hAnsi="Arial" w:cs="Arial"/>
+          <w:sz w:val="18"/>
+          <w:szCs w:val="18"/>
+        </w:rPr>
+        <w:t>encrypted_text</w:t>
+      </w:r>
+      <w:proofErr w:type="spellEnd"/>
+      <w:r>
+        <w:rPr>
+          <w:rFonts w:ascii="Arial" w:hAnsi="Arial" w:cs="Arial"/>
+          <w:sz w:val="18"/>
+          <w:szCs w:val="18"/>
+        </w:rPr>
+        <w:t xml:space="preserve">, </w:t>
+      </w:r>
+      <w:proofErr w:type="spellStart"/>
+      <w:r>
+        <w:rPr>
+          <w:rFonts w:ascii="Arial" w:hAnsi="Arial" w:cs="Arial"/>
+          <w:sz w:val="18"/>
+          <w:szCs w:val="18"/>
+        </w:rPr>
+        <w:t>sep</w:t>
+      </w:r>
+      <w:proofErr w:type="spellEnd"/>
+      <w:r>
+        <w:rPr>
+          <w:rFonts w:ascii="Arial" w:hAnsi="Arial" w:cs="Arial"/>
+          <w:sz w:val="18"/>
+          <w:szCs w:val="18"/>
+        </w:rPr>
+        <w:t xml:space="preserve"> = '')</w:t>
       </w:r>
     </w:p>
     <w:p>
@@ -2194,7 +2821,23 @@
           <w:sz w:val="28"/>
           <w:szCs w:val="28"/>
         </w:rPr>
-        <w:t xml:space="preserve"> в ходе лабораторной работы я успешно реализовал алгоритм шифрования «Полибианский квадрат»</w:t>
+        <w:t xml:space="preserve"> в ходе лабораторной работы я успешно реализовал алгоритм шифрования «</w:t>
+      </w:r>
+      <w:proofErr w:type="spellStart"/>
+      <w:r>
+        <w:rPr>
+          <w:sz w:val="28"/>
+          <w:szCs w:val="28"/>
+        </w:rPr>
+        <w:t>Полибианский</w:t>
+      </w:r>
+      <w:proofErr w:type="spellEnd"/>
+      <w:r>
+        <w:rPr>
+          <w:sz w:val="28"/>
+          <w:szCs w:val="28"/>
+        </w:rPr>
+        <w:t xml:space="preserve"> квадрат»</w:t>
       </w:r>
       <w:r>
         <w:rPr>
